--- a/02_AoC_Schwere_Aufgabe.docx
+++ b/02_AoC_Schwere_Aufgabe.docx
@@ -16,7 +16,7 @@
           <w:sz w:val="16"/>
           <w:szCs w:val="16"/>
         </w:rPr>
-        <w:t xml:space="preserve">MARKTSTAND · CLAUDE CODE · ÜBUNG 2 VON 5</w:t>
+        <w:t xml:space="preserve">MARKTSTAND · AGENTIC ENGINEERING · ÜBUNG 2 VON 5</w:t>
       </w:r>
     </w:p>
     <w:p>
@@ -321,7 +321,7 @@
           <w:sz w:val="22"/>
           <w:szCs w:val="22"/>
         </w:rPr>
-        <w:t xml:space="preserve">Weiter denken</w:t>
+        <w:t xml:space="preserve">Plot den Pfad</w:t>
       </w:r>
     </w:p>
     <w:p>
@@ -335,7 +335,7 @@
           <w:sz w:val="20"/>
           <w:szCs w:val="20"/>
         </w:rPr>
-        <w:t xml:space="preserve">„Würde dein Code auch funktionieren, wenn der Pfad 1000 Zeichen lang ist? Wo wäre der Engpass? Wie würdest du ihn schneller machen?“</w:t>
+        <w:t xml:space="preserve">„Zeichne den Roboterpfad auf einem 2D-Plot: jeden besuchten Punkt verbinden, Start und Endpunkt markieren, den Punkt mit max. Manhattan-Distanz hervorheben. Speicher als `robot_path.png` und öffne das Bild.“</w:t>
       </w:r>
     </w:p>
     <w:p>
